--- a/草木灰公社模拟赛Ⅰ/剧情树/剧情树.docx
+++ b/草木灰公社模拟赛Ⅰ/剧情树/剧情树.docx
@@ -583,7 +583,7 @@
           <w:szCs w:val="24"/>
           <w:lang w:val="en-US" w:eastAsia="zh-CN"/>
         </w:rPr>
-        <w:t>1 &lt;= N &lt;= 20,0000;</w:t>
+        <w:t>1 &lt;= N &lt;= 10,0000;</w:t>
       </w:r>
     </w:p>
     <w:p>
@@ -607,7 +607,7 @@
           <w:szCs w:val="24"/>
           <w:lang w:val="en-US" w:eastAsia="zh-CN"/>
         </w:rPr>
-        <w:t>0 &lt;= 所有节点编号及权值 &lt;= 20,0000;</w:t>
+        <w:t>0 &lt;= 所有节点编号及权值 &lt;= 10,0000;</w:t>
       </w:r>
     </w:p>
     <w:p>
@@ -656,33 +656,33 @@
           <w:lang w:val="en-US" w:eastAsia="zh-CN"/>
         </w:rPr>
         <w:t>保证B没有出现或已被删除。</w:t>
-      </w:r>
-    </w:p>
-    <w:p>
-      <w:pPr>
-        <w:jc w:val="both"/>
-        <w:rPr>
-          <w:rFonts w:hint="eastAsia"/>
-          <w:b w:val="0"/>
-          <w:bCs w:val="0"/>
-          <w:sz w:val="24"/>
-          <w:szCs w:val="24"/>
-          <w:lang w:val="en-US" w:eastAsia="zh-CN"/>
-        </w:rPr>
-      </w:pPr>
-      <w:r>
-        <w:rPr>
-          <w:rFonts w:hint="eastAsia"/>
-          <w:b w:val="0"/>
-          <w:bCs w:val="0"/>
-          <w:sz w:val="24"/>
-          <w:szCs w:val="24"/>
-          <w:lang w:val="en-US" w:eastAsia="zh-CN"/>
-        </w:rPr>
-        <w:t>对于3操作保证其为叶子结点。</w:t>
       </w:r>
       <w:bookmarkStart w:id="6" w:name="_GoBack"/>
       <w:bookmarkEnd w:id="6"/>
+    </w:p>
+    <w:p>
+      <w:pPr>
+        <w:jc w:val="both"/>
+        <w:rPr>
+          <w:rFonts w:hint="eastAsia"/>
+          <w:b w:val="0"/>
+          <w:bCs w:val="0"/>
+          <w:sz w:val="24"/>
+          <w:szCs w:val="24"/>
+          <w:lang w:val="en-US" w:eastAsia="zh-CN"/>
+        </w:rPr>
+      </w:pPr>
+      <w:r>
+        <w:rPr>
+          <w:rFonts w:hint="eastAsia"/>
+          <w:b w:val="0"/>
+          <w:bCs w:val="0"/>
+          <w:sz w:val="24"/>
+          <w:szCs w:val="24"/>
+          <w:lang w:val="en-US" w:eastAsia="zh-CN"/>
+        </w:rPr>
+        <w:t>对于3操作保证其为叶子结点。</w:t>
+      </w:r>
     </w:p>
     <w:sectPr>
       <w:pgSz w:w="11906" w:h="16838"/>

--- a/草木灰公社模拟赛Ⅰ/剧情树/剧情树.docx
+++ b/草木灰公社模拟赛Ⅰ/剧情树/剧情树.docx
@@ -655,10 +655,21 @@
           <w:szCs w:val="24"/>
           <w:lang w:val="en-US" w:eastAsia="zh-CN"/>
         </w:rPr>
-        <w:t>保证B没有出现或已被删除。</w:t>
+        <w:t>保证B首次出现或已经删除</w:t>
       </w:r>
       <w:bookmarkStart w:id="6" w:name="_GoBack"/>
       <w:bookmarkEnd w:id="6"/>
+      <w:r>
+        <w:rPr>
+          <w:rFonts w:hint="eastAsia"/>
+          <w:b w:val="0"/>
+          <w:bCs w:val="0"/>
+          <w:sz w:val="24"/>
+          <w:szCs w:val="24"/>
+          <w:lang w:val="en-US" w:eastAsia="zh-CN"/>
+        </w:rPr>
+        <w:t>。</w:t>
+      </w:r>
     </w:p>
     <w:p>
       <w:pPr>

--- a/草木灰公社模拟赛Ⅰ/剧情树/剧情树.docx
+++ b/草木灰公社模拟赛Ⅰ/剧情树/剧情树.docx
@@ -390,16 +390,17 @@
           <w:lang w:val="en-US" w:eastAsia="zh-CN"/>
         </w:rPr>
       </w:pPr>
-      <w:r>
-        <w:rPr>
-          <w:rFonts w:hint="eastAsia"/>
-          <w:b w:val="0"/>
-          <w:bCs w:val="0"/>
-          <w:sz w:val="24"/>
-          <w:szCs w:val="24"/>
-          <w:lang w:val="en-US" w:eastAsia="zh-CN"/>
-        </w:rPr>
-        <w:t>*</w:t>
+      <w:bookmarkStart w:id="5" w:name="OLE_LINK3"/>
+      <w:r>
+        <w:rPr>
+          <w:rFonts w:hint="eastAsia"/>
+          <w:b w:val="0"/>
+          <w:bCs w:val="0"/>
+          <w:sz w:val="24"/>
+          <w:szCs w:val="24"/>
+          <w:lang w:val="en-US" w:eastAsia="zh-CN"/>
+        </w:rPr>
+        <w:t>14</w:t>
       </w:r>
     </w:p>
     <w:p>
@@ -425,11 +426,12 @@
           <w:rFonts w:hint="eastAsia"/>
           <w:b w:val="0"/>
           <w:bCs w:val="0"/>
-          <w:sz w:val="24"/>
-          <w:szCs w:val="24"/>
-          <w:lang w:val="en-US" w:eastAsia="zh-CN"/>
-        </w:rPr>
-        <w:t>*</w:t>
+          <w:color w:val="auto"/>
+          <w:sz w:val="24"/>
+          <w:szCs w:val="24"/>
+          <w:lang w:val="en-US" w:eastAsia="zh-CN"/>
+        </w:rPr>
+        <w:t>1 0 1 1</w:t>
       </w:r>
     </w:p>
     <w:p>
@@ -450,7 +452,392 @@
           <w:lang w:val="en-US" w:eastAsia="zh-CN"/>
         </w:rPr>
       </w:pPr>
-    </w:p>
+      <w:r>
+        <w:rPr>
+          <w:rFonts w:hint="eastAsia"/>
+          <w:b w:val="0"/>
+          <w:bCs w:val="0"/>
+          <w:color w:val="auto"/>
+          <w:sz w:val="24"/>
+          <w:szCs w:val="24"/>
+          <w:lang w:val="en-US" w:eastAsia="zh-CN"/>
+        </w:rPr>
+        <w:t>1 0 2 2</w:t>
+      </w:r>
+    </w:p>
+    <w:p>
+      <w:pPr>
+        <w:widowControl w:val="0"/>
+        <w:numPr>
+          <w:ilvl w:val="0"/>
+          <w:numId w:val="0"/>
+        </w:numPr>
+        <w:jc w:val="both"/>
+        <w:rPr>
+          <w:rFonts w:hint="eastAsia"/>
+          <w:b w:val="0"/>
+          <w:bCs w:val="0"/>
+          <w:color w:val="auto"/>
+          <w:sz w:val="24"/>
+          <w:szCs w:val="24"/>
+          <w:lang w:val="en-US" w:eastAsia="zh-CN"/>
+        </w:rPr>
+      </w:pPr>
+      <w:r>
+        <w:rPr>
+          <w:rFonts w:hint="eastAsia"/>
+          <w:b w:val="0"/>
+          <w:bCs w:val="0"/>
+          <w:color w:val="auto"/>
+          <w:sz w:val="24"/>
+          <w:szCs w:val="24"/>
+          <w:lang w:val="en-US" w:eastAsia="zh-CN"/>
+        </w:rPr>
+        <w:t>1 1 3 2</w:t>
+      </w:r>
+    </w:p>
+    <w:p>
+      <w:pPr>
+        <w:widowControl w:val="0"/>
+        <w:numPr>
+          <w:ilvl w:val="0"/>
+          <w:numId w:val="0"/>
+        </w:numPr>
+        <w:jc w:val="both"/>
+        <w:rPr>
+          <w:rFonts w:hint="eastAsia"/>
+          <w:b w:val="0"/>
+          <w:bCs w:val="0"/>
+          <w:color w:val="auto"/>
+          <w:sz w:val="24"/>
+          <w:szCs w:val="24"/>
+          <w:lang w:val="en-US" w:eastAsia="zh-CN"/>
+        </w:rPr>
+      </w:pPr>
+      <w:r>
+        <w:rPr>
+          <w:rFonts w:hint="eastAsia"/>
+          <w:b w:val="0"/>
+          <w:bCs w:val="0"/>
+          <w:color w:val="auto"/>
+          <w:sz w:val="24"/>
+          <w:szCs w:val="24"/>
+          <w:lang w:val="en-US" w:eastAsia="zh-CN"/>
+        </w:rPr>
+        <w:t xml:space="preserve">3 3 </w:t>
+      </w:r>
+    </w:p>
+    <w:p>
+      <w:pPr>
+        <w:widowControl w:val="0"/>
+        <w:numPr>
+          <w:ilvl w:val="0"/>
+          <w:numId w:val="0"/>
+        </w:numPr>
+        <w:jc w:val="both"/>
+        <w:rPr>
+          <w:rFonts w:hint="eastAsia"/>
+          <w:b w:val="0"/>
+          <w:bCs w:val="0"/>
+          <w:color w:val="auto"/>
+          <w:sz w:val="24"/>
+          <w:szCs w:val="24"/>
+          <w:lang w:val="en-US" w:eastAsia="zh-CN"/>
+        </w:rPr>
+      </w:pPr>
+      <w:r>
+        <w:rPr>
+          <w:rFonts w:hint="eastAsia"/>
+          <w:b w:val="0"/>
+          <w:bCs w:val="0"/>
+          <w:color w:val="auto"/>
+          <w:sz w:val="24"/>
+          <w:szCs w:val="24"/>
+          <w:lang w:val="en-US" w:eastAsia="zh-CN"/>
+        </w:rPr>
+        <w:t>3 2</w:t>
+      </w:r>
+    </w:p>
+    <w:p>
+      <w:pPr>
+        <w:widowControl w:val="0"/>
+        <w:numPr>
+          <w:ilvl w:val="0"/>
+          <w:numId w:val="0"/>
+        </w:numPr>
+        <w:jc w:val="both"/>
+        <w:rPr>
+          <w:rFonts w:hint="eastAsia"/>
+          <w:b w:val="0"/>
+          <w:bCs w:val="0"/>
+          <w:color w:val="auto"/>
+          <w:sz w:val="24"/>
+          <w:szCs w:val="24"/>
+          <w:lang w:val="en-US" w:eastAsia="zh-CN"/>
+        </w:rPr>
+      </w:pPr>
+      <w:r>
+        <w:rPr>
+          <w:rFonts w:hint="eastAsia"/>
+          <w:b w:val="0"/>
+          <w:bCs w:val="0"/>
+          <w:color w:val="auto"/>
+          <w:sz w:val="24"/>
+          <w:szCs w:val="24"/>
+          <w:lang w:val="en-US" w:eastAsia="zh-CN"/>
+        </w:rPr>
+        <w:t>1 0 4 3</w:t>
+      </w:r>
+    </w:p>
+    <w:p>
+      <w:pPr>
+        <w:widowControl w:val="0"/>
+        <w:numPr>
+          <w:ilvl w:val="0"/>
+          <w:numId w:val="0"/>
+        </w:numPr>
+        <w:jc w:val="both"/>
+        <w:rPr>
+          <w:rFonts w:hint="eastAsia"/>
+          <w:b w:val="0"/>
+          <w:bCs w:val="0"/>
+          <w:color w:val="auto"/>
+          <w:sz w:val="24"/>
+          <w:szCs w:val="24"/>
+          <w:lang w:val="en-US" w:eastAsia="zh-CN"/>
+        </w:rPr>
+      </w:pPr>
+      <w:r>
+        <w:rPr>
+          <w:rFonts w:hint="eastAsia"/>
+          <w:b w:val="0"/>
+          <w:bCs w:val="0"/>
+          <w:color w:val="auto"/>
+          <w:sz w:val="24"/>
+          <w:szCs w:val="24"/>
+          <w:lang w:val="en-US" w:eastAsia="zh-CN"/>
+        </w:rPr>
+        <w:t>1 4 5 3</w:t>
+      </w:r>
+    </w:p>
+    <w:p>
+      <w:pPr>
+        <w:widowControl w:val="0"/>
+        <w:numPr>
+          <w:ilvl w:val="0"/>
+          <w:numId w:val="0"/>
+        </w:numPr>
+        <w:jc w:val="both"/>
+        <w:rPr>
+          <w:rFonts w:hint="eastAsia"/>
+          <w:b w:val="0"/>
+          <w:bCs w:val="0"/>
+          <w:color w:val="auto"/>
+          <w:sz w:val="24"/>
+          <w:szCs w:val="24"/>
+          <w:lang w:val="en-US" w:eastAsia="zh-CN"/>
+        </w:rPr>
+      </w:pPr>
+      <w:r>
+        <w:rPr>
+          <w:rFonts w:hint="eastAsia"/>
+          <w:b w:val="0"/>
+          <w:bCs w:val="0"/>
+          <w:color w:val="auto"/>
+          <w:sz w:val="24"/>
+          <w:szCs w:val="24"/>
+          <w:lang w:val="en-US" w:eastAsia="zh-CN"/>
+        </w:rPr>
+        <w:t>1 5 6 3</w:t>
+      </w:r>
+    </w:p>
+    <w:p>
+      <w:pPr>
+        <w:widowControl w:val="0"/>
+        <w:numPr>
+          <w:ilvl w:val="0"/>
+          <w:numId w:val="0"/>
+        </w:numPr>
+        <w:jc w:val="both"/>
+        <w:rPr>
+          <w:rFonts w:hint="eastAsia"/>
+          <w:b w:val="0"/>
+          <w:bCs w:val="0"/>
+          <w:color w:val="auto"/>
+          <w:sz w:val="24"/>
+          <w:szCs w:val="24"/>
+          <w:lang w:val="en-US" w:eastAsia="zh-CN"/>
+        </w:rPr>
+      </w:pPr>
+      <w:r>
+        <w:rPr>
+          <w:rFonts w:hint="eastAsia"/>
+          <w:b w:val="0"/>
+          <w:bCs w:val="0"/>
+          <w:color w:val="auto"/>
+          <w:sz w:val="24"/>
+          <w:szCs w:val="24"/>
+          <w:lang w:val="en-US" w:eastAsia="zh-CN"/>
+        </w:rPr>
+        <w:t>3 6</w:t>
+      </w:r>
+    </w:p>
+    <w:p>
+      <w:pPr>
+        <w:widowControl w:val="0"/>
+        <w:numPr>
+          <w:ilvl w:val="0"/>
+          <w:numId w:val="0"/>
+        </w:numPr>
+        <w:jc w:val="both"/>
+        <w:rPr>
+          <w:rFonts w:hint="eastAsia"/>
+          <w:b w:val="0"/>
+          <w:bCs w:val="0"/>
+          <w:color w:val="auto"/>
+          <w:sz w:val="24"/>
+          <w:szCs w:val="24"/>
+          <w:lang w:val="en-US" w:eastAsia="zh-CN"/>
+        </w:rPr>
+      </w:pPr>
+      <w:r>
+        <w:rPr>
+          <w:rFonts w:hint="eastAsia"/>
+          <w:b w:val="0"/>
+          <w:bCs w:val="0"/>
+          <w:color w:val="auto"/>
+          <w:sz w:val="24"/>
+          <w:szCs w:val="24"/>
+          <w:lang w:val="en-US" w:eastAsia="zh-CN"/>
+        </w:rPr>
+        <w:t>1 6 7 1</w:t>
+      </w:r>
+    </w:p>
+    <w:p>
+      <w:pPr>
+        <w:widowControl w:val="0"/>
+        <w:numPr>
+          <w:ilvl w:val="0"/>
+          <w:numId w:val="0"/>
+        </w:numPr>
+        <w:jc w:val="both"/>
+        <w:rPr>
+          <w:rFonts w:hint="eastAsia"/>
+          <w:b w:val="0"/>
+          <w:bCs w:val="0"/>
+          <w:color w:val="auto"/>
+          <w:sz w:val="24"/>
+          <w:szCs w:val="24"/>
+          <w:lang w:val="en-US" w:eastAsia="zh-CN"/>
+        </w:rPr>
+      </w:pPr>
+      <w:r>
+        <w:rPr>
+          <w:rFonts w:hint="eastAsia"/>
+          <w:b w:val="0"/>
+          <w:bCs w:val="0"/>
+          <w:color w:val="auto"/>
+          <w:sz w:val="24"/>
+          <w:szCs w:val="24"/>
+          <w:lang w:val="en-US" w:eastAsia="zh-CN"/>
+        </w:rPr>
+        <w:t>3 7</w:t>
+      </w:r>
+    </w:p>
+    <w:p>
+      <w:pPr>
+        <w:widowControl w:val="0"/>
+        <w:numPr>
+          <w:ilvl w:val="0"/>
+          <w:numId w:val="0"/>
+        </w:numPr>
+        <w:jc w:val="both"/>
+        <w:rPr>
+          <w:rFonts w:hint="eastAsia"/>
+          <w:b w:val="0"/>
+          <w:bCs w:val="0"/>
+          <w:color w:val="auto"/>
+          <w:sz w:val="24"/>
+          <w:szCs w:val="24"/>
+          <w:lang w:val="en-US" w:eastAsia="zh-CN"/>
+        </w:rPr>
+      </w:pPr>
+      <w:r>
+        <w:rPr>
+          <w:rFonts w:hint="eastAsia"/>
+          <w:b w:val="0"/>
+          <w:bCs w:val="0"/>
+          <w:color w:val="auto"/>
+          <w:sz w:val="24"/>
+          <w:szCs w:val="24"/>
+          <w:lang w:val="en-US" w:eastAsia="zh-CN"/>
+        </w:rPr>
+        <w:t>1 3 8 1</w:t>
+      </w:r>
+    </w:p>
+    <w:p>
+      <w:pPr>
+        <w:widowControl w:val="0"/>
+        <w:numPr>
+          <w:ilvl w:val="0"/>
+          <w:numId w:val="0"/>
+        </w:numPr>
+        <w:jc w:val="both"/>
+        <w:rPr>
+          <w:rFonts w:hint="eastAsia"/>
+          <w:b w:val="0"/>
+          <w:bCs w:val="0"/>
+          <w:color w:val="auto"/>
+          <w:sz w:val="24"/>
+          <w:szCs w:val="24"/>
+          <w:lang w:val="en-US" w:eastAsia="zh-CN"/>
+        </w:rPr>
+      </w:pPr>
+      <w:r>
+        <w:rPr>
+          <w:rFonts w:hint="eastAsia"/>
+          <w:b w:val="0"/>
+          <w:bCs w:val="0"/>
+          <w:color w:val="auto"/>
+          <w:sz w:val="24"/>
+          <w:szCs w:val="24"/>
+          <w:lang w:val="en-US" w:eastAsia="zh-CN"/>
+        </w:rPr>
+        <w:t>3 7</w:t>
+      </w:r>
+    </w:p>
+    <w:p>
+      <w:pPr>
+        <w:widowControl w:val="0"/>
+        <w:numPr>
+          <w:ilvl w:val="0"/>
+          <w:numId w:val="0"/>
+        </w:numPr>
+        <w:jc w:val="both"/>
+        <w:rPr>
+          <w:rFonts w:hint="eastAsia"/>
+          <w:b w:val="0"/>
+          <w:bCs w:val="0"/>
+          <w:color w:val="auto"/>
+          <w:sz w:val="24"/>
+          <w:szCs w:val="24"/>
+          <w:lang w:val="en-US" w:eastAsia="zh-CN"/>
+        </w:rPr>
+      </w:pPr>
+      <w:r>
+        <w:rPr>
+          <w:rFonts w:hint="eastAsia"/>
+          <w:b w:val="0"/>
+          <w:bCs w:val="0"/>
+          <w:color w:val="auto"/>
+          <w:sz w:val="24"/>
+          <w:szCs w:val="24"/>
+          <w:lang w:val="en-US" w:eastAsia="zh-CN"/>
+        </w:rPr>
+        <w:t>3 8</w:t>
+      </w:r>
+    </w:p>
+    <w:bookmarkEnd w:id="5"/>
     <w:p>
       <w:pPr>
         <w:jc w:val="both"/>
@@ -487,57 +874,155 @@
           <w:lang w:val="en-US" w:eastAsia="zh-CN"/>
         </w:rPr>
       </w:pPr>
-      <w:bookmarkStart w:id="5" w:name="OLE_LINK9"/>
-      <w:r>
-        <w:rPr>
-          <w:rFonts w:hint="eastAsia"/>
-          <w:b w:val="0"/>
-          <w:bCs w:val="0"/>
-          <w:sz w:val="24"/>
-          <w:szCs w:val="24"/>
-          <w:lang w:val="en-US" w:eastAsia="zh-CN"/>
-        </w:rPr>
-        <w:t>*</w:t>
-      </w:r>
-    </w:p>
-    <w:p>
-      <w:pPr>
-        <w:jc w:val="both"/>
-        <w:rPr>
-          <w:rFonts w:hint="eastAsia"/>
-          <w:b w:val="0"/>
-          <w:bCs w:val="0"/>
-          <w:sz w:val="24"/>
-          <w:szCs w:val="24"/>
-          <w:lang w:val="en-US" w:eastAsia="zh-CN"/>
-        </w:rPr>
-      </w:pPr>
-      <w:r>
-        <w:rPr>
-          <w:rFonts w:hint="eastAsia"/>
-          <w:b w:val="0"/>
-          <w:bCs w:val="0"/>
-          <w:sz w:val="24"/>
-          <w:szCs w:val="24"/>
-          <w:lang w:val="en-US" w:eastAsia="zh-CN"/>
-        </w:rPr>
-        <w:t>*</w:t>
-      </w:r>
-    </w:p>
-    <w:p>
-      <w:pPr>
-        <w:jc w:val="both"/>
-        <w:rPr>
-          <w:rFonts w:hint="eastAsia"/>
-          <w:b w:val="0"/>
-          <w:bCs w:val="0"/>
-          <w:sz w:val="24"/>
-          <w:szCs w:val="24"/>
-          <w:lang w:val="en-US" w:eastAsia="zh-CN"/>
-        </w:rPr>
-      </w:pPr>
-    </w:p>
-    <w:bookmarkEnd w:id="5"/>
+      <w:bookmarkStart w:id="6" w:name="OLE_LINK9"/>
+      <w:r>
+        <w:rPr>
+          <w:rFonts w:hint="eastAsia"/>
+          <w:b w:val="0"/>
+          <w:bCs w:val="0"/>
+          <w:sz w:val="24"/>
+          <w:szCs w:val="24"/>
+          <w:lang w:val="en-US" w:eastAsia="zh-CN"/>
+        </w:rPr>
+        <w:t>2</w:t>
+      </w:r>
+    </w:p>
+    <w:p>
+      <w:pPr>
+        <w:jc w:val="both"/>
+        <w:rPr>
+          <w:rFonts w:hint="eastAsia"/>
+          <w:b w:val="0"/>
+          <w:bCs w:val="0"/>
+          <w:sz w:val="24"/>
+          <w:szCs w:val="24"/>
+          <w:lang w:val="en-US" w:eastAsia="zh-CN"/>
+        </w:rPr>
+      </w:pPr>
+      <w:r>
+        <w:rPr>
+          <w:rFonts w:hint="eastAsia"/>
+          <w:b w:val="0"/>
+          <w:bCs w:val="0"/>
+          <w:sz w:val="24"/>
+          <w:szCs w:val="24"/>
+          <w:lang w:val="en-US" w:eastAsia="zh-CN"/>
+        </w:rPr>
+        <w:t>1</w:t>
+      </w:r>
+    </w:p>
+    <w:p>
+      <w:pPr>
+        <w:jc w:val="both"/>
+        <w:rPr>
+          <w:rFonts w:hint="eastAsia"/>
+          <w:b w:val="0"/>
+          <w:bCs w:val="0"/>
+          <w:sz w:val="24"/>
+          <w:szCs w:val="24"/>
+          <w:lang w:val="en-US" w:eastAsia="zh-CN"/>
+        </w:rPr>
+      </w:pPr>
+      <w:r>
+        <w:rPr>
+          <w:rFonts w:hint="eastAsia"/>
+          <w:b w:val="0"/>
+          <w:bCs w:val="0"/>
+          <w:sz w:val="24"/>
+          <w:szCs w:val="24"/>
+          <w:lang w:val="en-US" w:eastAsia="zh-CN"/>
+        </w:rPr>
+        <w:t>4</w:t>
+      </w:r>
+    </w:p>
+    <w:p>
+      <w:pPr>
+        <w:jc w:val="both"/>
+        <w:rPr>
+          <w:rFonts w:hint="eastAsia"/>
+          <w:b w:val="0"/>
+          <w:bCs w:val="0"/>
+          <w:sz w:val="24"/>
+          <w:szCs w:val="24"/>
+          <w:lang w:val="en-US" w:eastAsia="zh-CN"/>
+        </w:rPr>
+      </w:pPr>
+      <w:r>
+        <w:rPr>
+          <w:rFonts w:hint="eastAsia"/>
+          <w:b w:val="0"/>
+          <w:bCs w:val="0"/>
+          <w:sz w:val="24"/>
+          <w:szCs w:val="24"/>
+          <w:lang w:val="en-US" w:eastAsia="zh-CN"/>
+        </w:rPr>
+        <w:t>5</w:t>
+      </w:r>
+    </w:p>
+    <w:p>
+      <w:pPr>
+        <w:jc w:val="both"/>
+        <w:rPr>
+          <w:rFonts w:hint="eastAsia"/>
+          <w:b w:val="0"/>
+          <w:bCs w:val="0"/>
+          <w:sz w:val="24"/>
+          <w:szCs w:val="24"/>
+          <w:lang w:val="en-US" w:eastAsia="zh-CN"/>
+        </w:rPr>
+      </w:pPr>
+      <w:r>
+        <w:rPr>
+          <w:rFonts w:hint="eastAsia"/>
+          <w:b w:val="0"/>
+          <w:bCs w:val="0"/>
+          <w:sz w:val="24"/>
+          <w:szCs w:val="24"/>
+          <w:lang w:val="en-US" w:eastAsia="zh-CN"/>
+        </w:rPr>
+        <w:t>4</w:t>
+      </w:r>
+    </w:p>
+    <w:p>
+      <w:pPr>
+        <w:jc w:val="both"/>
+        <w:rPr>
+          <w:rFonts w:hint="eastAsia"/>
+          <w:b w:val="0"/>
+          <w:bCs w:val="0"/>
+          <w:sz w:val="24"/>
+          <w:szCs w:val="24"/>
+          <w:lang w:val="en-US" w:eastAsia="zh-CN"/>
+        </w:rPr>
+      </w:pPr>
+      <w:r>
+        <w:rPr>
+          <w:rFonts w:hint="eastAsia"/>
+          <w:b w:val="0"/>
+          <w:bCs w:val="0"/>
+          <w:sz w:val="24"/>
+          <w:szCs w:val="24"/>
+          <w:lang w:val="en-US" w:eastAsia="zh-CN"/>
+        </w:rPr>
+        <w:t>3</w:t>
+      </w:r>
+      <w:bookmarkStart w:id="7" w:name="_GoBack"/>
+      <w:bookmarkEnd w:id="7"/>
+    </w:p>
+    <w:p>
+      <w:pPr>
+        <w:jc w:val="both"/>
+        <w:rPr>
+          <w:rFonts w:hint="eastAsia"/>
+          <w:b w:val="0"/>
+          <w:bCs w:val="0"/>
+          <w:sz w:val="24"/>
+          <w:szCs w:val="24"/>
+          <w:lang w:val="en-US" w:eastAsia="zh-CN"/>
+        </w:rPr>
+      </w:pPr>
+    </w:p>
+    <w:bookmarkEnd w:id="6"/>
     <w:p>
       <w:pPr>
         <w:jc w:val="both"/>
@@ -655,20 +1140,7 @@
           <w:szCs w:val="24"/>
           <w:lang w:val="en-US" w:eastAsia="zh-CN"/>
         </w:rPr>
-        <w:t>保证B首次出现或已经删除</w:t>
-      </w:r>
-      <w:bookmarkStart w:id="6" w:name="_GoBack"/>
-      <w:bookmarkEnd w:id="6"/>
-      <w:r>
-        <w:rPr>
-          <w:rFonts w:hint="eastAsia"/>
-          <w:b w:val="0"/>
-          <w:bCs w:val="0"/>
-          <w:sz w:val="24"/>
-          <w:szCs w:val="24"/>
-          <w:lang w:val="en-US" w:eastAsia="zh-CN"/>
-        </w:rPr>
-        <w:t>。</w:t>
+        <w:t>保证B首次出现或已经删除。</w:t>
       </w:r>
     </w:p>
     <w:p>
